--- a/FichaDeProyecto_EspBigData.docx
+++ b/FichaDeProyecto_EspBigData.docx
@@ -2078,7 +2078,7 @@
                 <w:sz w:val="18"/>
                 <w:szCs w:val="18"/>
               </w:rPr>
-              <w:t xml:space="preserve">Desarrollar una plataforma analítica integral de código abierto y contenerizada con Docker, basada en una arquitectura de datos geoespacial y modelos de aprendizaje automático supervisado que integren registros de colisiones, flujos vehiculares y permisos de obras de la Ciudad de Chicago durante el segundo semestre de 2026, con el fin de clasificar los tramos viales de alto riesgo para apoyar la toma de decisiones en seguridad vial y movilidad urbana.</w:t>
+              <w:t xml:space="preserve">Desarrollar una plataforma analítica integral de código abierto y contenerizada con Docker, basada en una arquitectura de datos geoespacial y en modelos de aprendizaje automático supervisado, para la integración de registros de colisiones, flujos vehiculares y permisos de obras de la Ciudad de Chicago y la clasificación de sus tramos viales de alto riesgo, como apoyo a la toma de decisiones en seguridad vial y movilidad urbana, durante el segundo semestre de 2026.</w:t>
             </w:r>
           </w:p>
           <w:p>
